--- a/Acordes domingo/Fercho/Dios imparable - Marcos Witt.docx
+++ b/Acordes domingo/Fercho/Dios imparable - Marcos Witt.docx
@@ -9,7 +9,7 @@
         <w:keepLines w:val="false"/>
         <w:pageBreakBefore w:val="false"/>
         <w:widowControl/>
-        <w:overflowPunct w:val="true"/>
+        <w:overflowPunct w:val="false"/>
         <w:bidi w:val="0"/>
         <w:snapToGrid w:val="true"/>
         <w:spacing w:before="0" w:after="0"/>
@@ -27,7 +27,16 @@
           <w:szCs w:val="15"/>
           <w:lang w:val="es-ES"/>
         </w:rPr>
-        <w:t>Dios incomparable</w:t>
+        <w:t xml:space="preserve">Dios incomparable </w:t>
+      </w:r>
+      <w:r>
+        <w:rPr>
+          <w:rFonts w:ascii="Consolas" w:hAnsi="Consolas"/>
+          <w:sz w:val="15"/>
+          <w:szCs w:val="15"/>
+          <w:lang w:val="es-ES"/>
+        </w:rPr>
+        <w:t>(A)</w:t>
       </w:r>
     </w:p>
     <w:p>
@@ -37,7 +46,7 @@
         <w:keepLines w:val="false"/>
         <w:pageBreakBefore w:val="false"/>
         <w:widowControl/>
-        <w:overflowPunct w:val="true"/>
+        <w:overflowPunct w:val="false"/>
         <w:bidi w:val="0"/>
         <w:snapToGrid w:val="true"/>
         <w:spacing w:before="0" w:after="0"/>
@@ -1308,287 +1317,179 @@
           <w:szCs w:val="13"/>
           <w:lang w:val="es-ES"/>
         </w:rPr>
-        <w:t xml:space="preserve">          </w:t>
-      </w:r>
-      <w:r>
-        <w:rPr>
-          <w:rFonts w:cs="Iosevka" w:ascii="Consolas" w:hAnsi="Consolas"/>
-          <w:b w:val="false"/>
-          <w:bCs w:val="false"/>
-          <w:color w:val="auto"/>
-          <w:sz w:val="13"/>
-          <w:szCs w:val="13"/>
-          <w:lang w:val="es-ES"/>
-        </w:rPr>
-        <w:t>D                  E</w:t>
-      </w:r>
-    </w:p>
-    <w:p>
-      <w:pPr>
-        <w:pStyle w:val="Normal"/>
-        <w:rPr>
-          <w:rFonts w:ascii="Consolas" w:hAnsi="Consolas"/>
-          <w:sz w:val="13"/>
-          <w:szCs w:val="13"/>
-        </w:rPr>
-      </w:pPr>
-      <w:r>
-        <w:rPr>
-          <w:rFonts w:cs="Iosevka" w:ascii="Consolas" w:hAnsi="Consolas"/>
-          <w:b w:val="false"/>
-          <w:bCs w:val="false"/>
-          <w:color w:val="auto"/>
-          <w:sz w:val="13"/>
-          <w:szCs w:val="13"/>
-          <w:lang w:val="es-ES"/>
-        </w:rPr>
-        <w:t>Dios imparable, Dios de imposibles</w:t>
-      </w:r>
-    </w:p>
-    <w:p>
-      <w:pPr>
-        <w:pStyle w:val="Normal"/>
-        <w:rPr>
-          <w:rFonts w:ascii="Consolas" w:hAnsi="Consolas"/>
-          <w:sz w:val="13"/>
-          <w:szCs w:val="13"/>
-        </w:rPr>
-      </w:pPr>
-      <w:r>
-        <w:rPr>
-          <w:rFonts w:cs="Iosevka" w:ascii="Consolas" w:hAnsi="Consolas"/>
-          <w:b w:val="false"/>
-          <w:bCs w:val="false"/>
-          <w:color w:val="auto"/>
-          <w:sz w:val="13"/>
-          <w:szCs w:val="13"/>
-          <w:lang w:val="es-ES"/>
-        </w:rPr>
-        <w:t xml:space="preserve">     </w:t>
-      </w:r>
-      <w:r>
-        <w:rPr>
-          <w:rFonts w:cs="Iosevka" w:ascii="Consolas" w:hAnsi="Consolas"/>
-          <w:b w:val="false"/>
-          <w:bCs w:val="false"/>
-          <w:color w:val="auto"/>
-          <w:sz w:val="13"/>
-          <w:szCs w:val="13"/>
-          <w:lang w:val="es-ES"/>
-        </w:rPr>
-        <w:t>A         E        F#m</w:t>
-      </w:r>
-    </w:p>
-    <w:p>
-      <w:pPr>
-        <w:pStyle w:val="Normal"/>
-        <w:rPr>
-          <w:rFonts w:ascii="Consolas" w:hAnsi="Consolas"/>
-          <w:sz w:val="13"/>
-          <w:szCs w:val="13"/>
-        </w:rPr>
-      </w:pPr>
-      <w:r>
-        <w:rPr>
-          <w:rFonts w:cs="Iosevka" w:ascii="Consolas" w:hAnsi="Consolas"/>
-          <w:b w:val="false"/>
-          <w:bCs w:val="false"/>
-          <w:color w:val="auto"/>
-          <w:sz w:val="13"/>
-          <w:szCs w:val="13"/>
-          <w:lang w:val="es-ES"/>
-        </w:rPr>
-        <w:t>Inigualable, eres invencible</w:t>
-      </w:r>
-    </w:p>
-    <w:p>
-      <w:pPr>
-        <w:pStyle w:val="Normal"/>
-        <w:rPr>
-          <w:rFonts w:ascii="Consolas" w:hAnsi="Consolas"/>
-          <w:sz w:val="13"/>
-          <w:szCs w:val="13"/>
-        </w:rPr>
-      </w:pPr>
-      <w:r>
-        <w:rPr>
-          <w:rFonts w:cs="Iosevka" w:ascii="Consolas" w:hAnsi="Consolas"/>
-          <w:b w:val="false"/>
-          <w:bCs w:val="false"/>
-          <w:color w:val="auto"/>
-          <w:sz w:val="13"/>
-          <w:szCs w:val="13"/>
-          <w:lang w:val="es-ES"/>
-        </w:rPr>
-        <w:t xml:space="preserve">          </w:t>
-      </w:r>
-      <w:r>
-        <w:rPr>
-          <w:rFonts w:cs="Iosevka" w:ascii="Consolas" w:hAnsi="Consolas"/>
-          <w:b w:val="false"/>
-          <w:bCs w:val="false"/>
-          <w:color w:val="auto"/>
-          <w:sz w:val="13"/>
-          <w:szCs w:val="13"/>
-          <w:lang w:val="es-ES"/>
-        </w:rPr>
-        <w:t>D                  E</w:t>
-      </w:r>
-    </w:p>
-    <w:p>
-      <w:pPr>
-        <w:pStyle w:val="Normal"/>
-        <w:rPr>
-          <w:rFonts w:ascii="Consolas" w:hAnsi="Consolas"/>
-          <w:sz w:val="13"/>
-          <w:szCs w:val="13"/>
-        </w:rPr>
-      </w:pPr>
-      <w:r>
-        <w:rPr>
-          <w:rFonts w:cs="Iosevka" w:ascii="Consolas" w:hAnsi="Consolas"/>
-          <w:b w:val="false"/>
-          <w:bCs w:val="false"/>
-          <w:color w:val="auto"/>
-          <w:sz w:val="13"/>
-          <w:szCs w:val="13"/>
-          <w:lang w:val="es-ES"/>
-        </w:rPr>
-        <w:t>Dios imparable, Dios de imposibles</w:t>
-      </w:r>
-    </w:p>
-    <w:p>
-      <w:pPr>
-        <w:pStyle w:val="Normal"/>
-        <w:rPr>
-          <w:rFonts w:ascii="Consolas" w:hAnsi="Consolas"/>
-          <w:sz w:val="13"/>
-          <w:szCs w:val="13"/>
-        </w:rPr>
-      </w:pPr>
-      <w:r>
-        <w:rPr>
-          <w:rFonts w:cs="Iosevka" w:ascii="Consolas" w:hAnsi="Consolas"/>
-          <w:b w:val="false"/>
-          <w:bCs w:val="false"/>
-          <w:color w:val="auto"/>
-          <w:sz w:val="13"/>
-          <w:szCs w:val="13"/>
-          <w:lang w:val="es-ES"/>
-        </w:rPr>
-        <w:t xml:space="preserve">     </w:t>
-      </w:r>
-      <w:r>
-        <w:rPr>
-          <w:rFonts w:cs="Iosevka" w:ascii="Consolas" w:hAnsi="Consolas"/>
-          <w:b w:val="false"/>
-          <w:bCs w:val="false"/>
-          <w:color w:val="auto"/>
-          <w:sz w:val="13"/>
-          <w:szCs w:val="13"/>
-          <w:lang w:val="es-ES"/>
-        </w:rPr>
-        <w:t>A         E        F#m</w:t>
-      </w:r>
-    </w:p>
-    <w:p>
-      <w:pPr>
-        <w:pStyle w:val="Normal"/>
-        <w:rPr>
-          <w:rFonts w:ascii="Consolas" w:hAnsi="Consolas"/>
-          <w:sz w:val="13"/>
-          <w:szCs w:val="13"/>
-        </w:rPr>
-      </w:pPr>
-      <w:r>
-        <w:rPr>
-          <w:rFonts w:cs="Iosevka" w:ascii="Consolas" w:hAnsi="Consolas"/>
-          <w:b w:val="false"/>
-          <w:bCs w:val="false"/>
-          <w:color w:val="auto"/>
-          <w:sz w:val="13"/>
-          <w:szCs w:val="13"/>
-          <w:lang w:val="es-ES"/>
-        </w:rPr>
-        <w:t>Inigualable, eres invencible</w:t>
-      </w:r>
-    </w:p>
-    <w:p>
-      <w:pPr>
-        <w:pStyle w:val="Normal"/>
-        <w:rPr>
-          <w:rFonts w:ascii="Consolas" w:hAnsi="Consolas"/>
-          <w:sz w:val="13"/>
-          <w:szCs w:val="13"/>
-        </w:rPr>
-      </w:pPr>
-      <w:r>
-        <w:rPr>
-          <w:rFonts w:cs="Iosevka" w:ascii="Consolas" w:hAnsi="Consolas"/>
-          <w:b w:val="false"/>
-          <w:bCs w:val="false"/>
-          <w:color w:val="auto"/>
-          <w:sz w:val="13"/>
-          <w:szCs w:val="13"/>
-          <w:lang w:val="es-ES"/>
-        </w:rPr>
-        <w:t xml:space="preserve">            </w:t>
-      </w:r>
-      <w:r>
-        <w:rPr>
-          <w:rFonts w:cs="Iosevka" w:ascii="Consolas" w:hAnsi="Consolas"/>
-          <w:b w:val="false"/>
-          <w:bCs w:val="false"/>
-          <w:color w:val="auto"/>
-          <w:sz w:val="13"/>
-          <w:szCs w:val="13"/>
-          <w:lang w:val="es-ES"/>
-        </w:rPr>
-        <w:t>D             E</w:t>
-      </w:r>
-    </w:p>
-    <w:p>
-      <w:pPr>
-        <w:pStyle w:val="Normal"/>
-        <w:rPr>
-          <w:rFonts w:ascii="Consolas" w:hAnsi="Consolas"/>
-          <w:sz w:val="13"/>
-          <w:szCs w:val="13"/>
-        </w:rPr>
-      </w:pPr>
-      <w:r>
-        <w:rPr>
-          <w:rFonts w:cs="Iosevka" w:ascii="Consolas" w:hAnsi="Consolas"/>
-          <w:b w:val="false"/>
-          <w:bCs w:val="false"/>
-          <w:color w:val="auto"/>
-          <w:sz w:val="13"/>
-          <w:szCs w:val="13"/>
-          <w:lang w:val="es-ES"/>
-        </w:rPr>
-        <w:t>No tengo temor en mi corazón</w:t>
-      </w:r>
-    </w:p>
-    <w:p>
-      <w:pPr>
-        <w:pStyle w:val="Normal"/>
-        <w:rPr>
-          <w:rFonts w:ascii="Consolas" w:hAnsi="Consolas"/>
-          <w:sz w:val="13"/>
-          <w:szCs w:val="13"/>
-        </w:rPr>
-      </w:pPr>
-      <w:r>
-        <w:rPr>
-          <w:rFonts w:cs="Iosevka" w:ascii="Consolas" w:hAnsi="Consolas"/>
-          <w:b w:val="false"/>
-          <w:bCs w:val="false"/>
-          <w:color w:val="auto"/>
-          <w:sz w:val="13"/>
-          <w:szCs w:val="13"/>
-          <w:lang w:val="es-ES"/>
-        </w:rPr>
-        <w:t xml:space="preserve">               </w:t>
+        <w:t xml:space="preserve">    </w:t>
+      </w:r>
+      <w:r>
+        <w:rPr>
+          <w:rFonts w:cs="Iosevka" w:ascii="Consolas" w:hAnsi="Consolas"/>
+          <w:b w:val="false"/>
+          <w:bCs w:val="false"/>
+          <w:color w:val="auto"/>
+          <w:sz w:val="13"/>
+          <w:szCs w:val="13"/>
+          <w:lang w:val="es-ES"/>
+        </w:rPr>
+        <w:t>D        E</w:t>
+      </w:r>
+    </w:p>
+    <w:p>
+      <w:pPr>
+        <w:pStyle w:val="Normal"/>
+        <w:rPr>
+          <w:rFonts w:ascii="Consolas" w:hAnsi="Consolas"/>
+          <w:sz w:val="13"/>
+          <w:szCs w:val="13"/>
+        </w:rPr>
+      </w:pPr>
+      <w:r>
+        <w:rPr>
+          <w:rFonts w:cs="Iosevka" w:ascii="Consolas" w:hAnsi="Consolas"/>
+          <w:b w:val="false"/>
+          <w:bCs w:val="false"/>
+          <w:color w:val="auto"/>
+          <w:sz w:val="13"/>
+          <w:szCs w:val="13"/>
+          <w:lang w:val="es-ES"/>
+        </w:rPr>
+        <w:t xml:space="preserve">    </w:t>
+      </w:r>
+      <w:r>
+        <w:rPr>
+          <w:rFonts w:cs="Iosevka" w:ascii="Consolas" w:hAnsi="Consolas"/>
+          <w:b w:val="false"/>
+          <w:bCs w:val="false"/>
+          <w:color w:val="auto"/>
+          <w:sz w:val="13"/>
+          <w:szCs w:val="13"/>
+          <w:lang w:val="es-ES"/>
+        </w:rPr>
+        <w:t>A   E    F#m</w:t>
+      </w:r>
+    </w:p>
+    <w:p>
+      <w:pPr>
+        <w:pStyle w:val="Normal"/>
+        <w:rPr>
+          <w:b/>
+          <w:b/>
+          <w:bCs/>
+          <w:color w:val="00A933"/>
+        </w:rPr>
+      </w:pPr>
+      <w:r>
+        <w:rPr>
+          <w:rFonts w:cs="Iosevka" w:ascii="Consolas" w:hAnsi="Consolas"/>
+          <w:b/>
+          <w:bCs/>
+          <w:color w:val="00A933"/>
+          <w:sz w:val="13"/>
+          <w:szCs w:val="13"/>
+          <w:lang w:val="es-ES"/>
+        </w:rPr>
+        <w:t xml:space="preserve">    </w:t>
+      </w:r>
+      <w:r>
+        <w:rPr>
+          <w:rFonts w:cs="Iosevka" w:ascii="Consolas" w:hAnsi="Consolas"/>
+          <w:b/>
+          <w:bCs/>
+          <w:color w:val="00A933"/>
+          <w:sz w:val="13"/>
+          <w:szCs w:val="13"/>
+          <w:lang w:val="es-ES"/>
+        </w:rPr>
+        <w:t>D        E</w:t>
+      </w:r>
+    </w:p>
+    <w:p>
+      <w:pPr>
+        <w:pStyle w:val="Normal"/>
+        <w:rPr>
+          <w:b/>
+          <w:b/>
+          <w:bCs/>
+          <w:color w:val="00A933"/>
+        </w:rPr>
+      </w:pPr>
+      <w:r>
+        <w:rPr>
+          <w:rFonts w:cs="Iosevka" w:ascii="Consolas" w:hAnsi="Consolas"/>
+          <w:b/>
+          <w:bCs/>
+          <w:color w:val="00A933"/>
+          <w:sz w:val="13"/>
+          <w:szCs w:val="13"/>
+          <w:lang w:val="es-ES"/>
+        </w:rPr>
+        <w:t xml:space="preserve">    </w:t>
+      </w:r>
+      <w:r>
+        <w:rPr>
+          <w:rFonts w:cs="Iosevka" w:ascii="Consolas" w:hAnsi="Consolas"/>
+          <w:b/>
+          <w:bCs/>
+          <w:color w:val="00A933"/>
+          <w:sz w:val="13"/>
+          <w:szCs w:val="13"/>
+          <w:lang w:val="es-ES"/>
+        </w:rPr>
+        <w:t>A   E    F#m</w:t>
+      </w:r>
+    </w:p>
+    <w:p>
+      <w:pPr>
+        <w:pStyle w:val="Normal"/>
+        <w:rPr>
+          <w:rFonts w:ascii="Consolas" w:hAnsi="Consolas"/>
+          <w:sz w:val="13"/>
+          <w:szCs w:val="13"/>
+        </w:rPr>
+      </w:pPr>
+      <w:r>
+        <w:rPr>
+          <w:rFonts w:cs="Iosevka" w:ascii="Consolas" w:hAnsi="Consolas"/>
+          <w:b w:val="false"/>
+          <w:bCs w:val="false"/>
+          <w:color w:val="auto"/>
+          <w:sz w:val="13"/>
+          <w:szCs w:val="13"/>
+          <w:lang w:val="es-ES"/>
+        </w:rPr>
+        <w:t xml:space="preserve">    </w:t>
+      </w:r>
+      <w:r>
+        <w:rPr>
+          <w:rFonts w:cs="Iosevka" w:ascii="Consolas" w:hAnsi="Consolas"/>
+          <w:b w:val="false"/>
+          <w:bCs w:val="false"/>
+          <w:color w:val="auto"/>
+          <w:sz w:val="13"/>
+          <w:szCs w:val="13"/>
+          <w:lang w:val="es-ES"/>
+        </w:rPr>
+        <w:t>D        E</w:t>
+      </w:r>
+    </w:p>
+    <w:p>
+      <w:pPr>
+        <w:pStyle w:val="Normal"/>
+        <w:rPr>
+          <w:rFonts w:ascii="Consolas" w:hAnsi="Consolas"/>
+          <w:sz w:val="13"/>
+          <w:szCs w:val="13"/>
+        </w:rPr>
+      </w:pPr>
+      <w:r>
+        <w:rPr>
+          <w:rFonts w:cs="Iosevka" w:ascii="Consolas" w:hAnsi="Consolas"/>
+          <w:b w:val="false"/>
+          <w:bCs w:val="false"/>
+          <w:color w:val="auto"/>
+          <w:sz w:val="13"/>
+          <w:szCs w:val="13"/>
+          <w:lang w:val="es-ES"/>
+        </w:rPr>
+        <w:t xml:space="preserve">        </w:t>
       </w:r>
       <w:r>
         <w:rPr>
@@ -1607,107 +1508,65 @@
       <w:pPr>
         <w:pStyle w:val="Normal"/>
         <w:rPr>
-          <w:rFonts w:ascii="Consolas" w:hAnsi="Consolas"/>
-          <w:sz w:val="13"/>
-          <w:szCs w:val="13"/>
-        </w:rPr>
-      </w:pPr>
-      <w:r>
-        <w:rPr>
-          <w:rFonts w:cs="Iosevka" w:ascii="Consolas" w:hAnsi="Consolas"/>
-          <w:b w:val="false"/>
-          <w:bCs w:val="false"/>
-          <w:color w:val="auto"/>
-          <w:sz w:val="13"/>
-          <w:szCs w:val="13"/>
-          <w:lang w:val="es-ES"/>
-        </w:rPr>
-        <w:t>Tú tienes el control</w:t>
-      </w:r>
-    </w:p>
-    <w:p>
-      <w:pPr>
-        <w:pStyle w:val="Normal"/>
-        <w:rPr>
-          <w:rFonts w:ascii="Consolas" w:hAnsi="Consolas"/>
-          <w:sz w:val="13"/>
-          <w:szCs w:val="13"/>
-        </w:rPr>
-      </w:pPr>
-      <w:r>
-        <w:rPr>
-          <w:rFonts w:cs="Iosevka" w:ascii="Consolas" w:hAnsi="Consolas"/>
-          <w:b w:val="false"/>
-          <w:bCs w:val="false"/>
-          <w:color w:val="auto"/>
-          <w:sz w:val="13"/>
-          <w:szCs w:val="13"/>
-          <w:lang w:val="es-ES"/>
-        </w:rPr>
-        <w:t xml:space="preserve">            </w:t>
-      </w:r>
-      <w:r>
-        <w:rPr>
-          <w:rFonts w:cs="Iosevka" w:ascii="Consolas" w:hAnsi="Consolas"/>
-          <w:b w:val="false"/>
-          <w:bCs w:val="false"/>
-          <w:color w:val="auto"/>
-          <w:sz w:val="13"/>
-          <w:szCs w:val="13"/>
-          <w:lang w:val="es-ES"/>
-        </w:rPr>
-        <w:t>D             E</w:t>
-      </w:r>
-    </w:p>
-    <w:p>
-      <w:pPr>
-        <w:pStyle w:val="Normal"/>
-        <w:rPr>
-          <w:rFonts w:ascii="Consolas" w:hAnsi="Consolas"/>
-          <w:sz w:val="13"/>
-          <w:szCs w:val="13"/>
-        </w:rPr>
-      </w:pPr>
-      <w:r>
-        <w:rPr>
-          <w:rFonts w:cs="Iosevka" w:ascii="Consolas" w:hAnsi="Consolas"/>
-          <w:b w:val="false"/>
-          <w:bCs w:val="false"/>
-          <w:color w:val="auto"/>
-          <w:sz w:val="13"/>
-          <w:szCs w:val="13"/>
-          <w:lang w:val="es-ES"/>
-        </w:rPr>
-        <w:t>No tengo temor en mi corazón</w:t>
-      </w:r>
-    </w:p>
-    <w:p>
-      <w:pPr>
-        <w:pStyle w:val="Normal"/>
-        <w:rPr>
-          <w:rFonts w:ascii="Consolas" w:hAnsi="Consolas"/>
-          <w:sz w:val="13"/>
-          <w:szCs w:val="13"/>
-        </w:rPr>
-      </w:pPr>
-      <w:r>
-        <w:rPr>
-          <w:rFonts w:cs="Iosevka" w:ascii="Consolas" w:hAnsi="Consolas"/>
-          <w:b w:val="false"/>
-          <w:bCs w:val="false"/>
-          <w:color w:val="auto"/>
-          <w:sz w:val="13"/>
-          <w:szCs w:val="13"/>
-          <w:lang w:val="es-ES"/>
-        </w:rPr>
-        <w:t xml:space="preserve">               </w:t>
-      </w:r>
-      <w:r>
-        <w:rPr>
-          <w:rFonts w:cs="Iosevka" w:ascii="Consolas" w:hAnsi="Consolas"/>
-          <w:b w:val="false"/>
-          <w:bCs w:val="false"/>
-          <w:color w:val="auto"/>
+          <w:b/>
+          <w:b/>
+          <w:bCs/>
+          <w:color w:val="00A933"/>
+        </w:rPr>
+      </w:pPr>
+      <w:r>
+        <w:rPr>
+          <w:rFonts w:cs="Iosevka" w:ascii="Consolas" w:hAnsi="Consolas"/>
+          <w:b/>
+          <w:bCs/>
+          <w:color w:val="00A933"/>
+          <w:sz w:val="13"/>
+          <w:szCs w:val="13"/>
+          <w:lang w:val="es-ES"/>
+        </w:rPr>
+        <w:t xml:space="preserve">    </w:t>
+      </w:r>
+      <w:r>
+        <w:rPr>
+          <w:rFonts w:cs="Iosevka" w:ascii="Consolas" w:hAnsi="Consolas"/>
+          <w:b/>
+          <w:bCs/>
+          <w:color w:val="00A933"/>
+          <w:sz w:val="13"/>
+          <w:szCs w:val="13"/>
+          <w:lang w:val="es-ES"/>
+        </w:rPr>
+        <w:t>D        E</w:t>
+      </w:r>
+    </w:p>
+    <w:p>
+      <w:pPr>
+        <w:pStyle w:val="Normal"/>
+        <w:rPr>
+          <w:b/>
+          <w:b/>
+          <w:bCs/>
+          <w:color w:val="00A933"/>
+        </w:rPr>
+      </w:pPr>
+      <w:r>
+        <w:rPr>
+          <w:rFonts w:cs="Iosevka" w:ascii="Consolas" w:hAnsi="Consolas"/>
+          <w:b/>
+          <w:bCs/>
+          <w:color w:val="00A933"/>
+          <w:sz w:val="13"/>
+          <w:szCs w:val="13"/>
+          <w:lang w:val="es-ES"/>
+        </w:rPr>
+        <w:t xml:space="preserve">        </w:t>
+      </w:r>
+      <w:r>
+        <w:rPr>
+          <w:rFonts w:cs="Iosevka" w:ascii="Consolas" w:hAnsi="Consolas"/>
+          <w:b/>
+          <w:bCs/>
+          <w:color w:val="00A933"/>
           <w:sz w:val="13"/>
           <w:szCs w:val="13"/>
           <w:lang w:val="es-ES"/>
@@ -1725,16 +1584,7 @@
         </w:rPr>
       </w:pPr>
       <w:r>
-        <w:rPr>
-          <w:rFonts w:cs="Iosevka" w:ascii="Consolas" w:hAnsi="Consolas"/>
-          <w:b w:val="false"/>
-          <w:bCs w:val="false"/>
-          <w:color w:val="auto"/>
-          <w:sz w:val="13"/>
-          <w:szCs w:val="13"/>
-          <w:lang w:val="es-ES"/>
-        </w:rPr>
-        <w:t>Tú tienes el control</w:t>
+        <w:rPr/>
       </w:r>
     </w:p>
     <w:p>
@@ -1943,32 +1793,6 @@
           <w:lang w:val="es-ES"/>
         </w:rPr>
         <w:t>F#m E A C#m Bm</w:t>
-      </w:r>
-    </w:p>
-    <w:p>
-      <w:pPr>
-        <w:pStyle w:val="Normal"/>
-        <w:rPr>
-          <w:rFonts w:ascii="Consolas" w:hAnsi="Consolas" w:cs="Iosevka"/>
-          <w:b w:val="false"/>
-          <w:b w:val="false"/>
-          <w:bCs w:val="false"/>
-          <w:color w:val="auto"/>
-          <w:sz w:val="13"/>
-          <w:szCs w:val="13"/>
-          <w:lang w:val="es-ES"/>
-        </w:rPr>
-      </w:pPr>
-      <w:r>
-        <w:rPr>
-          <w:rFonts w:cs="Iosevka" w:ascii="Consolas" w:hAnsi="Consolas"/>
-          <w:b w:val="false"/>
-          <w:bCs w:val="false"/>
-          <w:color w:val="auto"/>
-          <w:sz w:val="13"/>
-          <w:szCs w:val="13"/>
-          <w:lang w:val="es-ES"/>
-        </w:rPr>
       </w:r>
     </w:p>
     <w:p>
@@ -2214,7 +2038,7 @@
       <w:pgNumType w:fmt="decimal"/>
       <w:formProt w:val="false"/>
       <w:textDirection w:val="lrTb"/>
-      <w:docGrid w:type="default" w:linePitch="312" w:charSpace="4096"/>
+      <w:docGrid w:type="default" w:linePitch="312" w:charSpace="26623"/>
     </w:sectPr>
   </w:body>
 </w:document>
@@ -2394,16 +2218,16 @@
     <w:pPr>
       <w:widowControl/>
       <w:suppressAutoHyphens w:val="true"/>
-      <w:overflowPunct w:val="true"/>
+      <w:overflowPunct w:val="false"/>
       <w:bidi w:val="0"/>
       <w:spacing w:before="0" w:after="0"/>
       <w:jc w:val="left"/>
     </w:pPr>
     <w:rPr>
-      <w:rFonts w:ascii="Liberation Serif" w:hAnsi="Liberation Serif" w:eastAsia="Noto Serif CJK SC" w:cs="Lohit Devanagari"/>
+      <w:rFonts w:ascii="Consolas" w:hAnsi="Consolas" w:eastAsia="Noto Serif CJK SC" w:cs="Lohit Devanagari"/>
       <w:color w:val="auto"/>
       <w:kern w:val="2"/>
-      <w:sz w:val="24"/>
+      <w:sz w:val="13"/>
       <w:szCs w:val="24"/>
       <w:lang w:val="es-EC" w:eastAsia="zh-CN" w:bidi="hi-IN"/>
     </w:rPr>

--- a/Acordes domingo/Fercho/Dios imparable - Marcos Witt.docx
+++ b/Acordes domingo/Fercho/Dios imparable - Marcos Witt.docx
@@ -9,7 +9,7 @@
         <w:keepLines w:val="false"/>
         <w:pageBreakBefore w:val="false"/>
         <w:widowControl/>
-        <w:overflowPunct w:val="false"/>
+        <w:overflowPunct w:val="true"/>
         <w:bidi w:val="0"/>
         <w:snapToGrid w:val="true"/>
         <w:spacing w:before="0" w:after="0"/>
@@ -27,16 +27,7 @@
           <w:szCs w:val="15"/>
           <w:lang w:val="es-ES"/>
         </w:rPr>
-        <w:t xml:space="preserve">Dios incomparable </w:t>
-      </w:r>
-      <w:r>
-        <w:rPr>
-          <w:rFonts w:ascii="Consolas" w:hAnsi="Consolas"/>
-          <w:sz w:val="15"/>
-          <w:szCs w:val="15"/>
-          <w:lang w:val="es-ES"/>
-        </w:rPr>
-        <w:t>(A)</w:t>
+        <w:t>Dios incomparable (A)</w:t>
       </w:r>
     </w:p>
     <w:p>
@@ -46,7 +37,7 @@
         <w:keepLines w:val="false"/>
         <w:pageBreakBefore w:val="false"/>
         <w:widowControl/>
-        <w:overflowPunct w:val="false"/>
+        <w:overflowPunct w:val="true"/>
         <w:bidi w:val="0"/>
         <w:snapToGrid w:val="true"/>
         <w:spacing w:before="0" w:after="0"/>
@@ -83,7 +74,7 @@
       </w:pPr>
       <w:r>
         <w:rPr>
-          <w:rFonts w:cs="Iosevka" w:ascii="Consolas" w:hAnsi="Consolas"/>
+          <w:rFonts w:cs="Iosevka"/>
           <w:b/>
           <w:bCs/>
           <w:color w:val="00B0F0"/>
@@ -109,7 +100,7 @@
       </w:pPr>
       <w:r>
         <w:rPr>
-          <w:rFonts w:cs="Iosevka" w:ascii="Consolas" w:hAnsi="Consolas"/>
+          <w:rFonts w:cs="Iosevka"/>
           <w:b/>
           <w:bCs/>
           <w:color w:val="00B0F0"/>
@@ -131,7 +122,7 @@
       </w:pPr>
       <w:r>
         <w:rPr>
-          <w:rFonts w:cs="Iosevka" w:ascii="Consolas" w:hAnsi="Consolas"/>
+          <w:rFonts w:cs="Iosevka"/>
           <w:b w:val="false"/>
           <w:bCs w:val="false"/>
           <w:color w:val="auto"/>
@@ -153,7 +144,7 @@
       </w:pPr>
       <w:r>
         <w:rPr>
-          <w:rFonts w:cs="Iosevka" w:ascii="Consolas" w:hAnsi="Consolas"/>
+          <w:rFonts w:cs="Iosevka"/>
           <w:b w:val="false"/>
           <w:bCs w:val="false"/>
           <w:color w:val="auto"/>
@@ -180,28 +171,28 @@
       </w:pPr>
       <w:r>
         <w:rPr>
-          <w:rFonts w:cs="Iosevka" w:ascii="Consolas" w:hAnsi="Consolas"/>
-          <w:b w:val="false"/>
-          <w:bCs w:val="false"/>
-          <w:color w:val="auto"/>
-          <w:sz w:val="13"/>
-          <w:szCs w:val="13"/>
-          <w:lang w:val="es-ES"/>
-        </w:rPr>
-      </w:r>
-    </w:p>
-    <w:p>
-      <w:pPr>
-        <w:pStyle w:val="Normal"/>
-        <w:rPr>
-          <w:rFonts w:ascii="Consolas" w:hAnsi="Consolas"/>
-          <w:sz w:val="13"/>
-          <w:szCs w:val="13"/>
-        </w:rPr>
-      </w:pPr>
-      <w:r>
-        <w:rPr>
-          <w:rFonts w:cs="Iosevka" w:ascii="Consolas" w:hAnsi="Consolas"/>
+          <w:rFonts w:cs="Iosevka"/>
+          <w:b w:val="false"/>
+          <w:bCs w:val="false"/>
+          <w:color w:val="auto"/>
+          <w:sz w:val="13"/>
+          <w:szCs w:val="13"/>
+          <w:lang w:val="es-ES"/>
+        </w:rPr>
+      </w:r>
+    </w:p>
+    <w:p>
+      <w:pPr>
+        <w:pStyle w:val="Normal"/>
+        <w:rPr>
+          <w:rFonts w:ascii="Consolas" w:hAnsi="Consolas"/>
+          <w:sz w:val="13"/>
+          <w:szCs w:val="13"/>
+        </w:rPr>
+      </w:pPr>
+      <w:r>
+        <w:rPr>
+          <w:rFonts w:cs="Iosevka"/>
           <w:b/>
           <w:bCs/>
           <w:color w:val="00B0F0"/>
@@ -223,7 +214,7 @@
       </w:pPr>
       <w:r>
         <w:rPr>
-          <w:rFonts w:cs="Iosevka" w:ascii="Consolas" w:hAnsi="Consolas"/>
+          <w:rFonts w:cs="Iosevka"/>
           <w:b w:val="false"/>
           <w:bCs w:val="false"/>
           <w:color w:val="auto"/>
@@ -245,7 +236,7 @@
       </w:pPr>
       <w:r>
         <w:rPr>
-          <w:rFonts w:cs="Iosevka" w:ascii="Consolas" w:hAnsi="Consolas"/>
+          <w:rFonts w:cs="Iosevka"/>
           <w:b w:val="false"/>
           <w:bCs w:val="false"/>
           <w:color w:val="auto"/>
@@ -267,7 +258,7 @@
       </w:pPr>
       <w:r>
         <w:rPr>
-          <w:rFonts w:cs="Iosevka" w:ascii="Consolas" w:hAnsi="Consolas"/>
+          <w:rFonts w:cs="Iosevka"/>
           <w:b w:val="false"/>
           <w:bCs w:val="false"/>
           <w:color w:val="auto"/>
@@ -279,7 +270,7 @@
       </w:r>
       <w:r>
         <w:rPr>
-          <w:rFonts w:cs="Iosevka" w:ascii="Consolas" w:hAnsi="Consolas"/>
+          <w:rFonts w:cs="Iosevka"/>
           <w:b w:val="false"/>
           <w:bCs w:val="false"/>
           <w:color w:val="auto"/>
@@ -301,7 +292,7 @@
       </w:pPr>
       <w:r>
         <w:rPr>
-          <w:rFonts w:cs="Iosevka" w:ascii="Consolas" w:hAnsi="Consolas"/>
+          <w:rFonts w:cs="Iosevka"/>
           <w:b w:val="false"/>
           <w:bCs w:val="false"/>
           <w:color w:val="auto"/>
@@ -323,7 +314,7 @@
       </w:pPr>
       <w:r>
         <w:rPr>
-          <w:rFonts w:cs="Iosevka" w:ascii="Consolas" w:hAnsi="Consolas"/>
+          <w:rFonts w:cs="Iosevka"/>
           <w:b w:val="false"/>
           <w:bCs w:val="false"/>
           <w:color w:val="auto"/>
@@ -345,7 +336,7 @@
       </w:pPr>
       <w:r>
         <w:rPr>
-          <w:rFonts w:cs="Iosevka" w:ascii="Consolas" w:hAnsi="Consolas"/>
+          <w:rFonts w:cs="Iosevka"/>
           <w:b w:val="false"/>
           <w:bCs w:val="false"/>
           <w:color w:val="auto"/>
@@ -367,7 +358,7 @@
       </w:pPr>
       <w:r>
         <w:rPr>
-          <w:rFonts w:cs="Iosevka" w:ascii="Consolas" w:hAnsi="Consolas"/>
+          <w:rFonts w:cs="Iosevka"/>
           <w:b w:val="false"/>
           <w:bCs w:val="false"/>
           <w:color w:val="auto"/>
@@ -379,7 +370,7 @@
       </w:r>
       <w:r>
         <w:rPr>
-          <w:rFonts w:cs="Iosevka" w:ascii="Consolas" w:hAnsi="Consolas"/>
+          <w:rFonts w:cs="Iosevka"/>
           <w:b w:val="false"/>
           <w:bCs w:val="false"/>
           <w:color w:val="auto"/>
@@ -401,7 +392,7 @@
       </w:pPr>
       <w:r>
         <w:rPr>
-          <w:rFonts w:cs="Iosevka" w:ascii="Consolas" w:hAnsi="Consolas"/>
+          <w:rFonts w:cs="Iosevka"/>
           <w:b w:val="false"/>
           <w:bCs w:val="false"/>
           <w:color w:val="auto"/>
@@ -423,7 +414,7 @@
       </w:pPr>
       <w:r>
         <w:rPr>
-          <w:rFonts w:cs="Iosevka" w:ascii="Consolas" w:hAnsi="Consolas"/>
+          <w:rFonts w:cs="Iosevka"/>
           <w:b w:val="false"/>
           <w:bCs w:val="false"/>
           <w:color w:val="auto"/>
@@ -435,7 +426,7 @@
       </w:r>
       <w:r>
         <w:rPr>
-          <w:rFonts w:cs="Iosevka" w:ascii="Consolas" w:hAnsi="Consolas"/>
+          <w:rFonts w:cs="Iosevka"/>
           <w:b w:val="false"/>
           <w:bCs w:val="false"/>
           <w:color w:val="auto"/>
@@ -457,7 +448,7 @@
       </w:pPr>
       <w:r>
         <w:rPr>
-          <w:rFonts w:cs="Iosevka" w:ascii="Consolas" w:hAnsi="Consolas"/>
+          <w:rFonts w:cs="Iosevka"/>
           <w:b w:val="false"/>
           <w:bCs w:val="false"/>
           <w:color w:val="auto"/>
@@ -479,7 +470,7 @@
       </w:pPr>
       <w:r>
         <w:rPr>
-          <w:rFonts w:cs="Iosevka" w:ascii="Consolas" w:hAnsi="Consolas"/>
+          <w:rFonts w:cs="Iosevka"/>
           <w:b w:val="false"/>
           <w:bCs w:val="false"/>
           <w:color w:val="auto"/>
@@ -491,7 +482,7 @@
       </w:r>
       <w:r>
         <w:rPr>
-          <w:rFonts w:cs="Iosevka" w:ascii="Consolas" w:hAnsi="Consolas"/>
+          <w:rFonts w:cs="Iosevka"/>
           <w:b w:val="false"/>
           <w:bCs w:val="false"/>
           <w:color w:val="auto"/>
@@ -513,7 +504,7 @@
       </w:pPr>
       <w:r>
         <w:rPr>
-          <w:rFonts w:cs="Iosevka" w:ascii="Consolas" w:hAnsi="Consolas"/>
+          <w:rFonts w:cs="Iosevka"/>
           <w:b w:val="false"/>
           <w:bCs w:val="false"/>
           <w:color w:val="auto"/>
@@ -540,28 +531,28 @@
       </w:pPr>
       <w:r>
         <w:rPr>
-          <w:rFonts w:cs="Iosevka" w:ascii="Consolas" w:hAnsi="Consolas"/>
-          <w:b w:val="false"/>
-          <w:bCs w:val="false"/>
-          <w:color w:val="auto"/>
-          <w:sz w:val="13"/>
-          <w:szCs w:val="13"/>
-          <w:lang w:val="es-ES"/>
-        </w:rPr>
-      </w:r>
-    </w:p>
-    <w:p>
-      <w:pPr>
-        <w:pStyle w:val="Normal"/>
-        <w:rPr>
-          <w:rFonts w:ascii="Consolas" w:hAnsi="Consolas"/>
-          <w:sz w:val="13"/>
-          <w:szCs w:val="13"/>
-        </w:rPr>
-      </w:pPr>
-      <w:r>
-        <w:rPr>
-          <w:rFonts w:cs="Iosevka" w:ascii="Consolas" w:hAnsi="Consolas"/>
+          <w:rFonts w:cs="Iosevka"/>
+          <w:b w:val="false"/>
+          <w:bCs w:val="false"/>
+          <w:color w:val="auto"/>
+          <w:sz w:val="13"/>
+          <w:szCs w:val="13"/>
+          <w:lang w:val="es-ES"/>
+        </w:rPr>
+      </w:r>
+    </w:p>
+    <w:p>
+      <w:pPr>
+        <w:pStyle w:val="Normal"/>
+        <w:rPr>
+          <w:rFonts w:ascii="Consolas" w:hAnsi="Consolas"/>
+          <w:sz w:val="13"/>
+          <w:szCs w:val="13"/>
+        </w:rPr>
+      </w:pPr>
+      <w:r>
+        <w:rPr>
+          <w:rFonts w:cs="Iosevka"/>
           <w:b/>
           <w:bCs/>
           <w:color w:val="00B0F0"/>
@@ -583,7 +574,7 @@
       </w:pPr>
       <w:r>
         <w:rPr>
-          <w:rFonts w:cs="Iosevka" w:ascii="Consolas" w:hAnsi="Consolas"/>
+          <w:rFonts w:cs="Iosevka"/>
           <w:b w:val="false"/>
           <w:bCs w:val="false"/>
           <w:color w:val="auto"/>
@@ -595,7 +586,7 @@
       </w:r>
       <w:r>
         <w:rPr>
-          <w:rFonts w:cs="Iosevka" w:ascii="Consolas" w:hAnsi="Consolas"/>
+          <w:rFonts w:cs="Iosevka"/>
           <w:b w:val="false"/>
           <w:bCs w:val="false"/>
           <w:color w:val="auto"/>
@@ -617,7 +608,7 @@
       </w:pPr>
       <w:r>
         <w:rPr>
-          <w:rFonts w:cs="Iosevka" w:ascii="Consolas" w:hAnsi="Consolas"/>
+          <w:rFonts w:cs="Iosevka"/>
           <w:b w:val="false"/>
           <w:bCs w:val="false"/>
           <w:color w:val="auto"/>
@@ -639,7 +630,7 @@
       </w:pPr>
       <w:r>
         <w:rPr>
-          <w:rFonts w:cs="Iosevka" w:ascii="Consolas" w:hAnsi="Consolas"/>
+          <w:rFonts w:cs="Iosevka"/>
           <w:b w:val="false"/>
           <w:bCs w:val="false"/>
           <w:color w:val="auto"/>
@@ -651,7 +642,7 @@
       </w:r>
       <w:r>
         <w:rPr>
-          <w:rFonts w:cs="Iosevka" w:ascii="Consolas" w:hAnsi="Consolas"/>
+          <w:rFonts w:cs="Iosevka"/>
           <w:b w:val="false"/>
           <w:bCs w:val="false"/>
           <w:color w:val="auto"/>
@@ -673,7 +664,7 @@
       </w:pPr>
       <w:r>
         <w:rPr>
-          <w:rFonts w:cs="Iosevka" w:ascii="Consolas" w:hAnsi="Consolas"/>
+          <w:rFonts w:cs="Iosevka"/>
           <w:b w:val="false"/>
           <w:bCs w:val="false"/>
           <w:color w:val="auto"/>
@@ -688,17 +679,15 @@
       <w:pPr>
         <w:pStyle w:val="Normal"/>
         <w:rPr>
-          <w:rFonts w:ascii="Consolas" w:hAnsi="Consolas"/>
-          <w:sz w:val="13"/>
-          <w:szCs w:val="13"/>
-        </w:rPr>
-      </w:pPr>
-      <w:r>
-        <w:rPr>
-          <w:rFonts w:cs="Iosevka" w:ascii="Consolas" w:hAnsi="Consolas"/>
-          <w:b w:val="false"/>
-          <w:bCs w:val="false"/>
-          <w:color w:val="auto"/>
+          <w:color w:val="00A933"/>
+        </w:rPr>
+      </w:pPr>
+      <w:r>
+        <w:rPr>
+          <w:rFonts w:cs="Iosevka"/>
+          <w:b w:val="false"/>
+          <w:bCs w:val="false"/>
+          <w:color w:val="00A933"/>
           <w:sz w:val="13"/>
           <w:szCs w:val="13"/>
           <w:lang w:val="es-ES"/>
@@ -707,10 +696,10 @@
       </w:r>
       <w:r>
         <w:rPr>
-          <w:rFonts w:cs="Iosevka" w:ascii="Consolas" w:hAnsi="Consolas"/>
-          <w:b w:val="false"/>
-          <w:bCs w:val="false"/>
-          <w:color w:val="auto"/>
+          <w:rFonts w:cs="Iosevka"/>
+          <w:b w:val="false"/>
+          <w:bCs w:val="false"/>
+          <w:color w:val="00A933"/>
           <w:sz w:val="13"/>
           <w:szCs w:val="13"/>
           <w:lang w:val="es-ES"/>
@@ -722,17 +711,15 @@
       <w:pPr>
         <w:pStyle w:val="Normal"/>
         <w:rPr>
-          <w:rFonts w:ascii="Consolas" w:hAnsi="Consolas"/>
-          <w:sz w:val="13"/>
-          <w:szCs w:val="13"/>
-        </w:rPr>
-      </w:pPr>
-      <w:r>
-        <w:rPr>
-          <w:rFonts w:cs="Iosevka" w:ascii="Consolas" w:hAnsi="Consolas"/>
-          <w:b w:val="false"/>
-          <w:bCs w:val="false"/>
-          <w:color w:val="auto"/>
+          <w:color w:val="00A933"/>
+        </w:rPr>
+      </w:pPr>
+      <w:r>
+        <w:rPr>
+          <w:rFonts w:cs="Iosevka"/>
+          <w:b w:val="false"/>
+          <w:bCs w:val="false"/>
+          <w:color w:val="00A933"/>
           <w:sz w:val="13"/>
           <w:szCs w:val="13"/>
           <w:lang w:val="es-ES"/>
@@ -744,17 +731,15 @@
       <w:pPr>
         <w:pStyle w:val="Normal"/>
         <w:rPr>
-          <w:rFonts w:ascii="Consolas" w:hAnsi="Consolas"/>
-          <w:sz w:val="13"/>
-          <w:szCs w:val="13"/>
-        </w:rPr>
-      </w:pPr>
-      <w:r>
-        <w:rPr>
-          <w:rFonts w:cs="Iosevka" w:ascii="Consolas" w:hAnsi="Consolas"/>
-          <w:b w:val="false"/>
-          <w:bCs w:val="false"/>
-          <w:color w:val="auto"/>
+          <w:color w:val="00A933"/>
+        </w:rPr>
+      </w:pPr>
+      <w:r>
+        <w:rPr>
+          <w:rFonts w:cs="Iosevka"/>
+          <w:b w:val="false"/>
+          <w:bCs w:val="false"/>
+          <w:color w:val="00A933"/>
           <w:sz w:val="13"/>
           <w:szCs w:val="13"/>
           <w:lang w:val="es-ES"/>
@@ -763,10 +748,10 @@
       </w:r>
       <w:r>
         <w:rPr>
-          <w:rFonts w:cs="Iosevka" w:ascii="Consolas" w:hAnsi="Consolas"/>
-          <w:b w:val="false"/>
-          <w:bCs w:val="false"/>
-          <w:color w:val="auto"/>
+          <w:rFonts w:cs="Iosevka"/>
+          <w:b w:val="false"/>
+          <w:bCs w:val="false"/>
+          <w:color w:val="00A933"/>
           <w:sz w:val="13"/>
           <w:szCs w:val="13"/>
           <w:lang w:val="es-ES"/>
@@ -778,17 +763,15 @@
       <w:pPr>
         <w:pStyle w:val="Normal"/>
         <w:rPr>
-          <w:rFonts w:ascii="Consolas" w:hAnsi="Consolas"/>
-          <w:sz w:val="13"/>
-          <w:szCs w:val="13"/>
-        </w:rPr>
-      </w:pPr>
-      <w:r>
-        <w:rPr>
-          <w:rFonts w:cs="Iosevka" w:ascii="Consolas" w:hAnsi="Consolas"/>
-          <w:b w:val="false"/>
-          <w:bCs w:val="false"/>
-          <w:color w:val="auto"/>
+          <w:color w:val="00A933"/>
+        </w:rPr>
+      </w:pPr>
+      <w:r>
+        <w:rPr>
+          <w:rFonts w:cs="Iosevka"/>
+          <w:b w:val="false"/>
+          <w:bCs w:val="false"/>
+          <w:color w:val="00A933"/>
           <w:sz w:val="13"/>
           <w:szCs w:val="13"/>
           <w:lang w:val="es-ES"/>
@@ -807,7 +790,7 @@
       </w:pPr>
       <w:r>
         <w:rPr>
-          <w:rFonts w:cs="Iosevka" w:ascii="Consolas" w:hAnsi="Consolas"/>
+          <w:rFonts w:cs="Iosevka"/>
           <w:b w:val="false"/>
           <w:bCs w:val="false"/>
           <w:color w:val="auto"/>
@@ -819,7 +802,7 @@
       </w:r>
       <w:r>
         <w:rPr>
-          <w:rFonts w:cs="Iosevka" w:ascii="Consolas" w:hAnsi="Consolas"/>
+          <w:rFonts w:cs="Iosevka"/>
           <w:b w:val="false"/>
           <w:bCs w:val="false"/>
           <w:color w:val="auto"/>
@@ -841,7 +824,7 @@
       </w:pPr>
       <w:r>
         <w:rPr>
-          <w:rFonts w:cs="Iosevka" w:ascii="Consolas" w:hAnsi="Consolas"/>
+          <w:rFonts w:cs="Iosevka"/>
           <w:b w:val="false"/>
           <w:bCs w:val="false"/>
           <w:color w:val="auto"/>
@@ -863,7 +846,7 @@
       </w:pPr>
       <w:r>
         <w:rPr>
-          <w:rFonts w:cs="Iosevka" w:ascii="Consolas" w:hAnsi="Consolas"/>
+          <w:rFonts w:cs="Iosevka"/>
           <w:b w:val="false"/>
           <w:bCs w:val="false"/>
           <w:color w:val="auto"/>
@@ -875,7 +858,7 @@
       </w:r>
       <w:r>
         <w:rPr>
-          <w:rFonts w:cs="Iosevka" w:ascii="Consolas" w:hAnsi="Consolas"/>
+          <w:rFonts w:cs="Iosevka"/>
           <w:b w:val="false"/>
           <w:bCs w:val="false"/>
           <w:color w:val="auto"/>
@@ -897,7 +880,7 @@
       </w:pPr>
       <w:r>
         <w:rPr>
-          <w:rFonts w:cs="Iosevka" w:ascii="Consolas" w:hAnsi="Consolas"/>
+          <w:rFonts w:cs="Iosevka"/>
           <w:b w:val="false"/>
           <w:bCs w:val="false"/>
           <w:color w:val="auto"/>
@@ -912,17 +895,15 @@
       <w:pPr>
         <w:pStyle w:val="Normal"/>
         <w:rPr>
-          <w:rFonts w:ascii="Consolas" w:hAnsi="Consolas"/>
-          <w:sz w:val="13"/>
-          <w:szCs w:val="13"/>
-        </w:rPr>
-      </w:pPr>
-      <w:r>
-        <w:rPr>
-          <w:rFonts w:cs="Iosevka" w:ascii="Consolas" w:hAnsi="Consolas"/>
-          <w:b w:val="false"/>
-          <w:bCs w:val="false"/>
-          <w:color w:val="auto"/>
+          <w:color w:val="00A933"/>
+        </w:rPr>
+      </w:pPr>
+      <w:r>
+        <w:rPr>
+          <w:rFonts w:cs="Iosevka"/>
+          <w:b w:val="false"/>
+          <w:bCs w:val="false"/>
+          <w:color w:val="00A933"/>
           <w:sz w:val="13"/>
           <w:szCs w:val="13"/>
           <w:lang w:val="es-ES"/>
@@ -931,10 +912,10 @@
       </w:r>
       <w:r>
         <w:rPr>
-          <w:rFonts w:cs="Iosevka" w:ascii="Consolas" w:hAnsi="Consolas"/>
-          <w:b w:val="false"/>
-          <w:bCs w:val="false"/>
-          <w:color w:val="auto"/>
+          <w:rFonts w:cs="Iosevka"/>
+          <w:b w:val="false"/>
+          <w:bCs w:val="false"/>
+          <w:color w:val="00A933"/>
           <w:sz w:val="13"/>
           <w:szCs w:val="13"/>
           <w:lang w:val="es-ES"/>
@@ -946,17 +927,15 @@
       <w:pPr>
         <w:pStyle w:val="Normal"/>
         <w:rPr>
-          <w:rFonts w:ascii="Consolas" w:hAnsi="Consolas"/>
-          <w:sz w:val="13"/>
-          <w:szCs w:val="13"/>
-        </w:rPr>
-      </w:pPr>
-      <w:r>
-        <w:rPr>
-          <w:rFonts w:cs="Iosevka" w:ascii="Consolas" w:hAnsi="Consolas"/>
-          <w:b w:val="false"/>
-          <w:bCs w:val="false"/>
-          <w:color w:val="auto"/>
+          <w:color w:val="00A933"/>
+        </w:rPr>
+      </w:pPr>
+      <w:r>
+        <w:rPr>
+          <w:rFonts w:cs="Iosevka"/>
+          <w:b w:val="false"/>
+          <w:bCs w:val="false"/>
+          <w:color w:val="00A933"/>
           <w:sz w:val="13"/>
           <w:szCs w:val="13"/>
           <w:lang w:val="es-ES"/>
@@ -968,17 +947,15 @@
       <w:pPr>
         <w:pStyle w:val="Normal"/>
         <w:rPr>
-          <w:rFonts w:ascii="Consolas" w:hAnsi="Consolas"/>
-          <w:sz w:val="13"/>
-          <w:szCs w:val="13"/>
-        </w:rPr>
-      </w:pPr>
-      <w:r>
-        <w:rPr>
-          <w:rFonts w:cs="Iosevka" w:ascii="Consolas" w:hAnsi="Consolas"/>
-          <w:b w:val="false"/>
-          <w:bCs w:val="false"/>
-          <w:color w:val="auto"/>
+          <w:color w:val="00A933"/>
+        </w:rPr>
+      </w:pPr>
+      <w:r>
+        <w:rPr>
+          <w:rFonts w:cs="Iosevka"/>
+          <w:b w:val="false"/>
+          <w:bCs w:val="false"/>
+          <w:color w:val="00A933"/>
           <w:sz w:val="13"/>
           <w:szCs w:val="13"/>
           <w:lang w:val="es-ES"/>
@@ -987,10 +964,10 @@
       </w:r>
       <w:r>
         <w:rPr>
-          <w:rFonts w:cs="Iosevka" w:ascii="Consolas" w:hAnsi="Consolas"/>
-          <w:b w:val="false"/>
-          <w:bCs w:val="false"/>
-          <w:color w:val="auto"/>
+          <w:rFonts w:cs="Iosevka"/>
+          <w:b w:val="false"/>
+          <w:bCs w:val="false"/>
+          <w:color w:val="00A933"/>
           <w:sz w:val="13"/>
           <w:szCs w:val="13"/>
           <w:lang w:val="es-ES"/>
@@ -1002,17 +979,15 @@
       <w:pPr>
         <w:pStyle w:val="Normal"/>
         <w:rPr>
-          <w:rFonts w:ascii="Consolas" w:hAnsi="Consolas"/>
-          <w:sz w:val="13"/>
-          <w:szCs w:val="13"/>
-        </w:rPr>
-      </w:pPr>
-      <w:r>
-        <w:rPr>
-          <w:rFonts w:cs="Iosevka" w:ascii="Consolas" w:hAnsi="Consolas"/>
-          <w:b w:val="false"/>
-          <w:bCs w:val="false"/>
-          <w:color w:val="auto"/>
+          <w:color w:val="00A933"/>
+        </w:rPr>
+      </w:pPr>
+      <w:r>
+        <w:rPr>
+          <w:rFonts w:cs="Iosevka"/>
+          <w:b w:val="false"/>
+          <w:bCs w:val="false"/>
+          <w:color w:val="00A933"/>
           <w:sz w:val="13"/>
           <w:szCs w:val="13"/>
           <w:lang w:val="es-ES"/>
@@ -1031,7 +1006,7 @@
       </w:pPr>
       <w:r>
         <w:rPr>
-          <w:rFonts w:cs="Iosevka" w:ascii="Consolas" w:hAnsi="Consolas"/>
+          <w:rFonts w:cs="Iosevka"/>
           <w:b w:val="false"/>
           <w:bCs w:val="false"/>
           <w:color w:val="auto"/>
@@ -1043,7 +1018,7 @@
       </w:r>
       <w:r>
         <w:rPr>
-          <w:rFonts w:cs="Iosevka" w:ascii="Consolas" w:hAnsi="Consolas"/>
+          <w:rFonts w:cs="Iosevka"/>
           <w:b w:val="false"/>
           <w:bCs w:val="false"/>
           <w:color w:val="auto"/>
@@ -1065,7 +1040,7 @@
       </w:pPr>
       <w:r>
         <w:rPr>
-          <w:rFonts w:cs="Iosevka" w:ascii="Consolas" w:hAnsi="Consolas"/>
+          <w:rFonts w:cs="Iosevka"/>
           <w:b w:val="false"/>
           <w:bCs w:val="false"/>
           <w:color w:val="auto"/>
@@ -1087,7 +1062,7 @@
       </w:pPr>
       <w:r>
         <w:rPr>
-          <w:rFonts w:cs="Iosevka" w:ascii="Consolas" w:hAnsi="Consolas"/>
+          <w:rFonts w:cs="Iosevka"/>
           <w:b w:val="false"/>
           <w:bCs w:val="false"/>
           <w:color w:val="auto"/>
@@ -1099,7 +1074,7 @@
       </w:r>
       <w:r>
         <w:rPr>
-          <w:rFonts w:cs="Iosevka" w:ascii="Consolas" w:hAnsi="Consolas"/>
+          <w:rFonts w:cs="Iosevka"/>
           <w:b w:val="false"/>
           <w:bCs w:val="false"/>
           <w:color w:val="auto"/>
@@ -1121,7 +1096,7 @@
       </w:pPr>
       <w:r>
         <w:rPr>
-          <w:rFonts w:cs="Iosevka" w:ascii="Consolas" w:hAnsi="Consolas"/>
+          <w:rFonts w:cs="Iosevka"/>
           <w:b w:val="false"/>
           <w:bCs w:val="false"/>
           <w:color w:val="auto"/>
@@ -1148,28 +1123,28 @@
       </w:pPr>
       <w:r>
         <w:rPr>
-          <w:rFonts w:cs="Iosevka" w:ascii="Consolas" w:hAnsi="Consolas"/>
-          <w:b w:val="false"/>
-          <w:bCs w:val="false"/>
-          <w:color w:val="auto"/>
-          <w:sz w:val="13"/>
-          <w:szCs w:val="13"/>
-          <w:lang w:val="es-ES"/>
-        </w:rPr>
-      </w:r>
-    </w:p>
-    <w:p>
-      <w:pPr>
-        <w:pStyle w:val="Normal"/>
-        <w:rPr>
-          <w:rFonts w:ascii="Consolas" w:hAnsi="Consolas"/>
-          <w:sz w:val="13"/>
-          <w:szCs w:val="13"/>
-        </w:rPr>
-      </w:pPr>
-      <w:r>
-        <w:rPr>
-          <w:rFonts w:cs="Iosevka" w:ascii="Consolas" w:hAnsi="Consolas"/>
+          <w:rFonts w:cs="Iosevka"/>
+          <w:b w:val="false"/>
+          <w:bCs w:val="false"/>
+          <w:color w:val="auto"/>
+          <w:sz w:val="13"/>
+          <w:szCs w:val="13"/>
+          <w:lang w:val="es-ES"/>
+        </w:rPr>
+      </w:r>
+    </w:p>
+    <w:p>
+      <w:pPr>
+        <w:pStyle w:val="Normal"/>
+        <w:rPr>
+          <w:rFonts w:ascii="Consolas" w:hAnsi="Consolas"/>
+          <w:sz w:val="13"/>
+          <w:szCs w:val="13"/>
+        </w:rPr>
+      </w:pPr>
+      <w:r>
+        <w:rPr>
+          <w:rFonts w:cs="Iosevka"/>
           <w:b w:val="false"/>
           <w:bCs w:val="false"/>
           <w:color w:val="auto"/>
@@ -1191,7 +1166,7 @@
       </w:pPr>
       <w:r>
         <w:rPr>
-          <w:rFonts w:cs="Iosevka" w:ascii="Consolas" w:hAnsi="Consolas"/>
+          <w:rFonts w:cs="Iosevka"/>
           <w:b w:val="false"/>
           <w:bCs w:val="false"/>
           <w:color w:val="auto"/>
@@ -1218,28 +1193,28 @@
       </w:pPr>
       <w:r>
         <w:rPr>
-          <w:rFonts w:cs="Iosevka" w:ascii="Consolas" w:hAnsi="Consolas"/>
-          <w:b w:val="false"/>
-          <w:bCs w:val="false"/>
-          <w:color w:val="auto"/>
-          <w:sz w:val="13"/>
-          <w:szCs w:val="13"/>
-          <w:lang w:val="es-ES"/>
-        </w:rPr>
-      </w:r>
-    </w:p>
-    <w:p>
-      <w:pPr>
-        <w:pStyle w:val="Normal"/>
-        <w:rPr>
-          <w:rFonts w:ascii="Consolas" w:hAnsi="Consolas"/>
-          <w:sz w:val="13"/>
-          <w:szCs w:val="13"/>
-        </w:rPr>
-      </w:pPr>
-      <w:r>
-        <w:rPr>
-          <w:rFonts w:cs="Iosevka" w:ascii="Consolas" w:hAnsi="Consolas"/>
+          <w:rFonts w:cs="Iosevka"/>
+          <w:b w:val="false"/>
+          <w:bCs w:val="false"/>
+          <w:color w:val="auto"/>
+          <w:sz w:val="13"/>
+          <w:szCs w:val="13"/>
+          <w:lang w:val="es-ES"/>
+        </w:rPr>
+      </w:r>
+    </w:p>
+    <w:p>
+      <w:pPr>
+        <w:pStyle w:val="Normal"/>
+        <w:rPr>
+          <w:rFonts w:ascii="Consolas" w:hAnsi="Consolas"/>
+          <w:sz w:val="13"/>
+          <w:szCs w:val="13"/>
+        </w:rPr>
+      </w:pPr>
+      <w:r>
+        <w:rPr>
+          <w:rFonts w:cs="Iosevka"/>
           <w:b/>
           <w:bCs/>
           <w:color w:val="00B0F0"/>
@@ -1266,7 +1241,7 @@
       </w:pPr>
       <w:r>
         <w:rPr>
-          <w:rFonts w:cs="Iosevka" w:ascii="Consolas" w:hAnsi="Consolas"/>
+          <w:rFonts w:cs="Iosevka"/>
           <w:b/>
           <w:bCs/>
           <w:color w:val="00B0F0"/>
@@ -1287,7 +1262,7 @@
       </w:pPr>
       <w:r>
         <w:rPr>
-          <w:rFonts w:cs="Iosevka" w:ascii="Consolas" w:hAnsi="Consolas"/>
+          <w:rFonts w:cs="Iosevka"/>
           <w:b/>
           <w:bCs/>
           <w:color w:val="00B0F0"/>
@@ -1309,7 +1284,7 @@
       </w:pPr>
       <w:r>
         <w:rPr>
-          <w:rFonts w:cs="Iosevka" w:ascii="Consolas" w:hAnsi="Consolas"/>
+          <w:rFonts w:cs="Iosevka"/>
           <w:b w:val="false"/>
           <w:bCs w:val="false"/>
           <w:color w:val="auto"/>
@@ -1321,7 +1296,7 @@
       </w:r>
       <w:r>
         <w:rPr>
-          <w:rFonts w:cs="Iosevka" w:ascii="Consolas" w:hAnsi="Consolas"/>
+          <w:rFonts w:cs="Iosevka"/>
           <w:b w:val="false"/>
           <w:bCs w:val="false"/>
           <w:color w:val="auto"/>
@@ -1343,7 +1318,7 @@
       </w:pPr>
       <w:r>
         <w:rPr>
-          <w:rFonts w:cs="Iosevka" w:ascii="Consolas" w:hAnsi="Consolas"/>
+          <w:rFonts w:cs="Iosevka"/>
           <w:b w:val="false"/>
           <w:bCs w:val="false"/>
           <w:color w:val="auto"/>
@@ -1355,7 +1330,7 @@
       </w:r>
       <w:r>
         <w:rPr>
-          <w:rFonts w:cs="Iosevka" w:ascii="Consolas" w:hAnsi="Consolas"/>
+          <w:rFonts w:cs="Iosevka"/>
           <w:b w:val="false"/>
           <w:bCs w:val="false"/>
           <w:color w:val="auto"/>
@@ -1378,7 +1353,7 @@
       </w:pPr>
       <w:r>
         <w:rPr>
-          <w:rFonts w:cs="Iosevka" w:ascii="Consolas" w:hAnsi="Consolas"/>
+          <w:rFonts w:cs="Iosevka"/>
           <w:b/>
           <w:bCs/>
           <w:color w:val="00A933"/>
@@ -1390,7 +1365,7 @@
       </w:r>
       <w:r>
         <w:rPr>
-          <w:rFonts w:cs="Iosevka" w:ascii="Consolas" w:hAnsi="Consolas"/>
+          <w:rFonts w:cs="Iosevka"/>
           <w:b/>
           <w:bCs/>
           <w:color w:val="00A933"/>
@@ -1413,7 +1388,7 @@
       </w:pPr>
       <w:r>
         <w:rPr>
-          <w:rFonts w:cs="Iosevka" w:ascii="Consolas" w:hAnsi="Consolas"/>
+          <w:rFonts w:cs="Iosevka"/>
           <w:b/>
           <w:bCs/>
           <w:color w:val="00A933"/>
@@ -1425,7 +1400,7 @@
       </w:r>
       <w:r>
         <w:rPr>
-          <w:rFonts w:cs="Iosevka" w:ascii="Consolas" w:hAnsi="Consolas"/>
+          <w:rFonts w:cs="Iosevka"/>
           <w:b/>
           <w:bCs/>
           <w:color w:val="00A933"/>
@@ -1447,7 +1422,7 @@
       </w:pPr>
       <w:r>
         <w:rPr>
-          <w:rFonts w:cs="Iosevka" w:ascii="Consolas" w:hAnsi="Consolas"/>
+          <w:rFonts w:cs="Iosevka"/>
           <w:b w:val="false"/>
           <w:bCs w:val="false"/>
           <w:color w:val="auto"/>
@@ -1459,7 +1434,7 @@
       </w:r>
       <w:r>
         <w:rPr>
-          <w:rFonts w:cs="Iosevka" w:ascii="Consolas" w:hAnsi="Consolas"/>
+          <w:rFonts w:cs="Iosevka"/>
           <w:b w:val="false"/>
           <w:bCs w:val="false"/>
           <w:color w:val="auto"/>
@@ -1481,7 +1456,7 @@
       </w:pPr>
       <w:r>
         <w:rPr>
-          <w:rFonts w:cs="Iosevka" w:ascii="Consolas" w:hAnsi="Consolas"/>
+          <w:rFonts w:cs="Iosevka"/>
           <w:b w:val="false"/>
           <w:bCs w:val="false"/>
           <w:color w:val="auto"/>
@@ -1493,7 +1468,7 @@
       </w:r>
       <w:r>
         <w:rPr>
-          <w:rFonts w:cs="Iosevka" w:ascii="Consolas" w:hAnsi="Consolas"/>
+          <w:rFonts w:cs="Iosevka"/>
           <w:b w:val="false"/>
           <w:bCs w:val="false"/>
           <w:color w:val="auto"/>
@@ -1516,7 +1491,7 @@
       </w:pPr>
       <w:r>
         <w:rPr>
-          <w:rFonts w:cs="Iosevka" w:ascii="Consolas" w:hAnsi="Consolas"/>
+          <w:rFonts w:cs="Iosevka"/>
           <w:b/>
           <w:bCs/>
           <w:color w:val="00A933"/>
@@ -1528,7 +1503,7 @@
       </w:r>
       <w:r>
         <w:rPr>
-          <w:rFonts w:cs="Iosevka" w:ascii="Consolas" w:hAnsi="Consolas"/>
+          <w:rFonts w:cs="Iosevka"/>
           <w:b/>
           <w:bCs/>
           <w:color w:val="00A933"/>
@@ -1551,7 +1526,7 @@
       </w:pPr>
       <w:r>
         <w:rPr>
-          <w:rFonts w:cs="Iosevka" w:ascii="Consolas" w:hAnsi="Consolas"/>
+          <w:rFonts w:cs="Iosevka"/>
           <w:b/>
           <w:bCs/>
           <w:color w:val="00A933"/>
@@ -1563,7 +1538,7 @@
       </w:r>
       <w:r>
         <w:rPr>
-          <w:rFonts w:cs="Iosevka" w:ascii="Consolas" w:hAnsi="Consolas"/>
+          <w:rFonts w:cs="Iosevka"/>
           <w:b/>
           <w:bCs/>
           <w:color w:val="00A933"/>
@@ -1584,21 +1559,24 @@
         </w:rPr>
       </w:pPr>
       <w:r>
-        <w:rPr/>
-      </w:r>
-    </w:p>
-    <w:p>
-      <w:pPr>
-        <w:pStyle w:val="Normal"/>
-        <w:rPr>
-          <w:rFonts w:ascii="Consolas" w:hAnsi="Consolas"/>
-          <w:sz w:val="13"/>
-          <w:szCs w:val="13"/>
-        </w:rPr>
-      </w:pPr>
-      <w:r>
-        <w:rPr>
-          <w:rFonts w:cs="Iosevka" w:ascii="Consolas" w:hAnsi="Consolas"/>
+        <w:rPr>
+          <w:sz w:val="13"/>
+          <w:szCs w:val="13"/>
+        </w:rPr>
+      </w:r>
+    </w:p>
+    <w:p>
+      <w:pPr>
+        <w:pStyle w:val="Normal"/>
+        <w:rPr>
+          <w:rFonts w:ascii="Consolas" w:hAnsi="Consolas"/>
+          <w:sz w:val="13"/>
+          <w:szCs w:val="13"/>
+        </w:rPr>
+      </w:pPr>
+      <w:r>
+        <w:rPr>
+          <w:rFonts w:cs="Iosevka"/>
           <w:b w:val="false"/>
           <w:bCs w:val="false"/>
           <w:color w:val="auto"/>
@@ -1610,7 +1588,7 @@
       </w:r>
       <w:r>
         <w:rPr>
-          <w:rFonts w:cs="Iosevka" w:ascii="Consolas" w:hAnsi="Consolas"/>
+          <w:rFonts w:cs="Iosevka"/>
           <w:b w:val="false"/>
           <w:bCs w:val="false"/>
           <w:color w:val="auto"/>
@@ -1632,7 +1610,7 @@
       </w:pPr>
       <w:r>
         <w:rPr>
-          <w:rFonts w:cs="Iosevka" w:ascii="Consolas" w:hAnsi="Consolas"/>
+          <w:rFonts w:cs="Iosevka"/>
           <w:b w:val="false"/>
           <w:bCs w:val="false"/>
           <w:color w:val="auto"/>
@@ -1654,7 +1632,7 @@
       </w:pPr>
       <w:r>
         <w:rPr>
-          <w:rFonts w:cs="Iosevka" w:ascii="Consolas" w:hAnsi="Consolas"/>
+          <w:rFonts w:cs="Iosevka"/>
           <w:b w:val="false"/>
           <w:bCs w:val="false"/>
           <w:color w:val="auto"/>
@@ -1666,7 +1644,7 @@
       </w:r>
       <w:r>
         <w:rPr>
-          <w:rFonts w:cs="Iosevka" w:ascii="Consolas" w:hAnsi="Consolas"/>
+          <w:rFonts w:cs="Iosevka"/>
           <w:b w:val="false"/>
           <w:bCs w:val="false"/>
           <w:color w:val="auto"/>
@@ -1688,7 +1666,7 @@
       </w:pPr>
       <w:r>
         <w:rPr>
-          <w:rFonts w:cs="Iosevka" w:ascii="Consolas" w:hAnsi="Consolas"/>
+          <w:rFonts w:cs="Iosevka"/>
           <w:b w:val="false"/>
           <w:bCs w:val="false"/>
           <w:color w:val="auto"/>
@@ -1715,28 +1693,28 @@
       </w:pPr>
       <w:r>
         <w:rPr>
-          <w:rFonts w:cs="Iosevka" w:ascii="Consolas" w:hAnsi="Consolas"/>
-          <w:b w:val="false"/>
-          <w:bCs w:val="false"/>
-          <w:color w:val="auto"/>
-          <w:sz w:val="13"/>
-          <w:szCs w:val="13"/>
-          <w:lang w:val="es-ES"/>
-        </w:rPr>
-      </w:r>
-    </w:p>
-    <w:p>
-      <w:pPr>
-        <w:pStyle w:val="Normal"/>
-        <w:rPr>
-          <w:rFonts w:ascii="Consolas" w:hAnsi="Consolas"/>
-          <w:sz w:val="13"/>
-          <w:szCs w:val="13"/>
-        </w:rPr>
-      </w:pPr>
-      <w:r>
-        <w:rPr>
-          <w:rFonts w:cs="Iosevka" w:ascii="Consolas" w:hAnsi="Consolas"/>
+          <w:rFonts w:cs="Iosevka"/>
+          <w:b w:val="false"/>
+          <w:bCs w:val="false"/>
+          <w:color w:val="auto"/>
+          <w:sz w:val="13"/>
+          <w:szCs w:val="13"/>
+          <w:lang w:val="es-ES"/>
+        </w:rPr>
+      </w:r>
+    </w:p>
+    <w:p>
+      <w:pPr>
+        <w:pStyle w:val="Normal"/>
+        <w:rPr>
+          <w:rFonts w:ascii="Consolas" w:hAnsi="Consolas"/>
+          <w:sz w:val="13"/>
+          <w:szCs w:val="13"/>
+        </w:rPr>
+      </w:pPr>
+      <w:r>
+        <w:rPr>
+          <w:rFonts w:cs="Iosevka"/>
           <w:b w:val="false"/>
           <w:bCs w:val="false"/>
           <w:color w:val="auto"/>
@@ -1763,28 +1741,28 @@
       </w:pPr>
       <w:r>
         <w:rPr>
-          <w:rFonts w:cs="Iosevka" w:ascii="Consolas" w:hAnsi="Consolas"/>
-          <w:b w:val="false"/>
-          <w:bCs w:val="false"/>
-          <w:color w:val="auto"/>
-          <w:sz w:val="13"/>
-          <w:szCs w:val="13"/>
-          <w:lang w:val="es-ES"/>
-        </w:rPr>
-      </w:r>
-    </w:p>
-    <w:p>
-      <w:pPr>
-        <w:pStyle w:val="Normal"/>
-        <w:rPr>
-          <w:rFonts w:ascii="Consolas" w:hAnsi="Consolas"/>
-          <w:sz w:val="13"/>
-          <w:szCs w:val="13"/>
-        </w:rPr>
-      </w:pPr>
-      <w:r>
-        <w:rPr>
-          <w:rFonts w:cs="Iosevka" w:ascii="Consolas" w:hAnsi="Consolas"/>
+          <w:rFonts w:cs="Iosevka"/>
+          <w:b w:val="false"/>
+          <w:bCs w:val="false"/>
+          <w:color w:val="auto"/>
+          <w:sz w:val="13"/>
+          <w:szCs w:val="13"/>
+          <w:lang w:val="es-ES"/>
+        </w:rPr>
+      </w:r>
+    </w:p>
+    <w:p>
+      <w:pPr>
+        <w:pStyle w:val="Normal"/>
+        <w:rPr>
+          <w:rFonts w:ascii="Consolas" w:hAnsi="Consolas"/>
+          <w:sz w:val="13"/>
+          <w:szCs w:val="13"/>
+        </w:rPr>
+      </w:pPr>
+      <w:r>
+        <w:rPr>
+          <w:rFonts w:cs="Iosevka"/>
           <w:b w:val="false"/>
           <w:bCs w:val="false"/>
           <w:color w:val="auto"/>
@@ -1811,7 +1789,7 @@
       </w:pPr>
       <w:r>
         <w:rPr>
-          <w:rFonts w:cs="Iosevka" w:ascii="Consolas" w:hAnsi="Consolas"/>
+          <w:rFonts w:cs="Iosevka"/>
           <w:b w:val="false"/>
           <w:bCs w:val="false"/>
           <w:color w:val="auto"/>
@@ -1837,28 +1815,28 @@
       </w:pPr>
       <w:r>
         <w:rPr>
-          <w:rFonts w:cs="Iosevka" w:ascii="Consolas" w:hAnsi="Consolas"/>
-          <w:b w:val="false"/>
-          <w:bCs w:val="false"/>
-          <w:color w:val="auto"/>
-          <w:sz w:val="13"/>
-          <w:szCs w:val="13"/>
-          <w:lang w:val="es-ES"/>
-        </w:rPr>
-      </w:r>
-    </w:p>
-    <w:p>
-      <w:pPr>
-        <w:pStyle w:val="Normal"/>
-        <w:rPr>
-          <w:rFonts w:ascii="Consolas" w:hAnsi="Consolas"/>
-          <w:sz w:val="13"/>
-          <w:szCs w:val="13"/>
-        </w:rPr>
-      </w:pPr>
-      <w:r>
-        <w:rPr>
-          <w:rFonts w:cs="Iosevka" w:ascii="Consolas" w:hAnsi="Consolas"/>
+          <w:rFonts w:cs="Iosevka"/>
+          <w:b w:val="false"/>
+          <w:bCs w:val="false"/>
+          <w:color w:val="auto"/>
+          <w:sz w:val="13"/>
+          <w:szCs w:val="13"/>
+          <w:lang w:val="es-ES"/>
+        </w:rPr>
+      </w:r>
+    </w:p>
+    <w:p>
+      <w:pPr>
+        <w:pStyle w:val="Normal"/>
+        <w:rPr>
+          <w:rFonts w:ascii="Consolas" w:hAnsi="Consolas"/>
+          <w:sz w:val="13"/>
+          <w:szCs w:val="13"/>
+        </w:rPr>
+      </w:pPr>
+      <w:r>
+        <w:rPr>
+          <w:rFonts w:cs="Iosevka"/>
           <w:b/>
           <w:bCs/>
           <w:color w:val="00B0F0"/>
@@ -1880,7 +1858,7 @@
       </w:pPr>
       <w:r>
         <w:rPr>
-          <w:rFonts w:cs="Iosevka" w:ascii="Consolas" w:hAnsi="Consolas"/>
+          <w:rFonts w:cs="Iosevka"/>
           <w:b w:val="false"/>
           <w:bCs w:val="false"/>
           <w:color w:val="auto"/>
@@ -1892,7 +1870,7 @@
       </w:r>
       <w:r>
         <w:rPr>
-          <w:rFonts w:cs="Iosevka" w:ascii="Consolas" w:hAnsi="Consolas"/>
+          <w:rFonts w:cs="Iosevka"/>
           <w:b w:val="false"/>
           <w:bCs w:val="false"/>
           <w:color w:val="auto"/>
@@ -1914,7 +1892,7 @@
       </w:pPr>
       <w:r>
         <w:rPr>
-          <w:rFonts w:cs="Iosevka" w:ascii="Consolas" w:hAnsi="Consolas"/>
+          <w:rFonts w:cs="Iosevka"/>
           <w:b w:val="false"/>
           <w:bCs w:val="false"/>
           <w:color w:val="auto"/>
@@ -1936,7 +1914,7 @@
       </w:pPr>
       <w:r>
         <w:rPr>
-          <w:rFonts w:cs="Iosevka" w:ascii="Consolas" w:hAnsi="Consolas"/>
+          <w:rFonts w:cs="Iosevka"/>
           <w:b w:val="false"/>
           <w:bCs w:val="false"/>
           <w:color w:val="auto"/>
@@ -1948,7 +1926,7 @@
       </w:r>
       <w:r>
         <w:rPr>
-          <w:rFonts w:cs="Iosevka" w:ascii="Consolas" w:hAnsi="Consolas"/>
+          <w:rFonts w:cs="Iosevka"/>
           <w:b w:val="false"/>
           <w:bCs w:val="false"/>
           <w:color w:val="auto"/>
@@ -1970,7 +1948,7 @@
       </w:pPr>
       <w:r>
         <w:rPr>
-          <w:rFonts w:cs="Iosevka" w:ascii="Consolas" w:hAnsi="Consolas"/>
+          <w:rFonts w:cs="Iosevka"/>
           <w:b w:val="false"/>
           <w:bCs w:val="false"/>
           <w:color w:val="auto"/>
@@ -1997,28 +1975,28 @@
       </w:pPr>
       <w:r>
         <w:rPr>
-          <w:rFonts w:cs="Iosevka" w:ascii="Consolas" w:hAnsi="Consolas"/>
-          <w:b w:val="false"/>
-          <w:bCs w:val="false"/>
-          <w:color w:val="auto"/>
-          <w:sz w:val="13"/>
-          <w:szCs w:val="13"/>
-          <w:lang w:val="es-ES"/>
-        </w:rPr>
-      </w:r>
-    </w:p>
-    <w:p>
-      <w:pPr>
-        <w:pStyle w:val="Normal"/>
-        <w:rPr>
-          <w:rFonts w:ascii="Consolas" w:hAnsi="Consolas"/>
-          <w:sz w:val="13"/>
-          <w:szCs w:val="13"/>
-        </w:rPr>
-      </w:pPr>
-      <w:r>
-        <w:rPr>
-          <w:rFonts w:cs="Iosevka" w:ascii="Consolas" w:hAnsi="Consolas"/>
+          <w:rFonts w:cs="Iosevka"/>
+          <w:b w:val="false"/>
+          <w:bCs w:val="false"/>
+          <w:color w:val="auto"/>
+          <w:sz w:val="13"/>
+          <w:szCs w:val="13"/>
+          <w:lang w:val="es-ES"/>
+        </w:rPr>
+      </w:r>
+    </w:p>
+    <w:p>
+      <w:pPr>
+        <w:pStyle w:val="Normal"/>
+        <w:rPr>
+          <w:rFonts w:ascii="Consolas" w:hAnsi="Consolas"/>
+          <w:sz w:val="13"/>
+          <w:szCs w:val="13"/>
+        </w:rPr>
+      </w:pPr>
+      <w:r>
+        <w:rPr>
+          <w:rFonts w:cs="Iosevka"/>
           <w:b/>
           <w:bCs/>
           <w:color w:val="00B0F0"/>
@@ -2038,7 +2016,7 @@
       <w:pgNumType w:fmt="decimal"/>
       <w:formProt w:val="false"/>
       <w:textDirection w:val="lrTb"/>
-      <w:docGrid w:type="default" w:linePitch="312" w:charSpace="26623"/>
+      <w:docGrid w:type="default" w:linePitch="312" w:charSpace="26418"/>
     </w:sectPr>
   </w:body>
 </w:document>
@@ -2218,7 +2196,7 @@
     <w:pPr>
       <w:widowControl/>
       <w:suppressAutoHyphens w:val="true"/>
-      <w:overflowPunct w:val="false"/>
+      <w:overflowPunct w:val="true"/>
       <w:bidi w:val="0"/>
       <w:spacing w:before="0" w:after="0"/>
       <w:jc w:val="left"/>
